--- a/outputs/buch-schuldgefuehle/das-schlechte-gewissen-Manuskript-KDP.docx
+++ b/outputs/buch-schuldgefuehle/das-schlechte-gewissen-Manuskript-KDP.docx
@@ -7325,7 +7325,7 @@
           <w:sz w:val="220"/>
           <w:szCs w:val="220"/>
         </w:rPr>
-        <w:t xml:space="preserve">Kontakt: beyondlimitsnow25@gmail.com</w:t>
+        <w:t>Kontakt: info.safetothrive@gmail.com</w:t>
       </w:r>
     </w:p>
     <w:p>
@@ -7394,7 +7394,7 @@
           <w:sz w:val="220"/>
           <w:szCs w:val="220"/>
         </w:rPr>
-        <w:t xml:space="preserve">beyondlimitsnow25@gmail.com</w:t>
+        <w:t>info.safetothrive@gmail.com</w:t>
       </w:r>
     </w:p>
     <w:p>
@@ -7480,7 +7480,7 @@
           <w:sz w:val="220"/>
           <w:szCs w:val="220"/>
         </w:rPr>
-        <w:t xml:space="preserve">Kontakt: beyondlimitsnow25@gmail.com</w:t>
+        <w:t>Kontakt: info.safetothrive@gmail.com</w:t>
       </w:r>
     </w:p>
     <w:p>

--- a/outputs/buch-schuldgefuehle/das-schlechte-gewissen-Manuskript-KDP.docx
+++ b/outputs/buch-schuldgefuehle/das-schlechte-gewissen-Manuskript-KDP.docx
@@ -7233,7 +7233,7 @@
           <w:sz w:val="220"/>
           <w:szCs w:val="220"/>
         </w:rPr>
-        <w:t xml:space="preserve">Petra Tanner ist Therapeutin und Coachin und begleitet seit vielen Jahren Frauen, die an einem Punkt angelangt sind, wo das Funktionieren nicht mehr funktioniert. Wo der Körper Nein sagt und der Kopf noch immer versucht, weiterzumachen. Unter dem Namen Safe to Thrive arbeitet sie in der Schweiz.</w:t>
+        <w:t>Petra Tanner ist Autorin und Mentorin und begleitet seit vielen Jahren Frauen, die an einem Punkt angelangt sind, wo das Funktionieren nicht mehr funktioniert. Wo der Körper Nein sagt und der Kopf noch immer versucht, weiterzumachen. Unter dem Namen Safe to Thrive arbeitet sie in der Schweiz.</w:t>
       </w:r>
     </w:p>
     <w:p>
